--- a/PaperWork/Belcan_MATLAB_Simulink_Training_Syllabus.docx
+++ b/PaperWork/Belcan_MATLAB_Simulink_Training_Syllabus.docx
@@ -336,7 +336,10 @@
               </w:rPr>
             </w:pPr>
             <w:r>
-              <w:t>3</w:t>
+              <w:rPr>
+                <w:highlight w:val="yellow"/>
+              </w:rPr>
+              <w:t>2</w:t>
             </w:r>
           </w:p>
         </w:tc>
@@ -385,13 +388,68 @@
             <w:tcW w:w="1029" w:type="dxa"/>
           </w:tcPr>
           <w:p>
+            <w:r>
+              <w:t>N/A</w:t>
+            </w:r>
+          </w:p>
+        </w:tc>
+        <w:tc>
+          <w:tcPr>
+            <w:tcW w:w="3429" w:type="dxa"/>
+          </w:tcPr>
+          <w:p>
+            <w:r>
+              <w:t>Instructor Check-in</w:t>
+            </w:r>
+          </w:p>
+        </w:tc>
+        <w:tc>
+          <w:tcPr>
+            <w:tcW w:w="2330" w:type="dxa"/>
+          </w:tcPr>
+          <w:p>
+            <w:r>
+              <w:t xml:space="preserve">One on one between instructor and participant to </w:t>
+            </w:r>
+            <w:r>
+              <w:t>gauge</w:t>
+            </w:r>
+            <w:r>
+              <w:t xml:space="preserve"> understanding and </w:t>
+            </w:r>
+            <w:r>
+              <w:t>help answer any questions</w:t>
+            </w:r>
+          </w:p>
+        </w:tc>
+        <w:tc>
+          <w:tcPr>
+            <w:tcW w:w="2068" w:type="dxa"/>
+          </w:tcPr>
+          <w:p>
+            <w:r>
+              <w:t>None</w:t>
+            </w:r>
+          </w:p>
+        </w:tc>
+      </w:tr>
+      <w:tr>
+        <w:tc>
+          <w:tcPr>
+            <w:tcW w:w="1029" w:type="dxa"/>
+          </w:tcPr>
+          <w:p>
             <w:pPr>
               <w:rPr>
                 <w:highlight w:val="yellow"/>
               </w:rPr>
             </w:pPr>
             <w:r>
-              <w:t>4</w:t>
+              <w:rPr>
+                <w:highlight w:val="yellow"/>
+              </w:rPr>
+              <w:lastRenderedPageBreak/>
+              <w:t>3</w:t>
             </w:r>
           </w:p>
         </w:tc>
@@ -438,6 +496,60 @@
         </w:tc>
       </w:tr>
       <w:tr>
+        <w:tc>
+          <w:tcPr>
+            <w:tcW w:w="1029" w:type="dxa"/>
+          </w:tcPr>
+          <w:p>
+            <w:r>
+              <w:t>4</w:t>
+            </w:r>
+          </w:p>
+        </w:tc>
+        <w:tc>
+          <w:tcPr>
+            <w:tcW w:w="3429" w:type="dxa"/>
+          </w:tcPr>
+          <w:p>
+            <w:r>
+              <w:t>Rolls Royce Processes</w:t>
+            </w:r>
+            <w:r>
+              <w:t xml:space="preserve"> Introduction</w:t>
+            </w:r>
+          </w:p>
+        </w:tc>
+        <w:tc>
+          <w:tcPr>
+            <w:tcW w:w="2330" w:type="dxa"/>
+          </w:tcPr>
+          <w:p>
+            <w:r>
+              <w:t xml:space="preserve">Introduction to RR processes and environments needed for </w:t>
+            </w:r>
+            <w:r>
+              <w:t>ACAMEs project</w:t>
+            </w:r>
+            <w:r>
+              <w:t xml:space="preserve">, merge </w:t>
+            </w:r>
+            <w:r>
+              <w:t>conflicts</w:t>
+            </w:r>
+          </w:p>
+        </w:tc>
+        <w:tc>
+          <w:tcPr>
+            <w:tcW w:w="2068" w:type="dxa"/>
+          </w:tcPr>
+          <w:p>
+            <w:r>
+              <w:t>Merge conflict exercise</w:t>
+            </w:r>
+          </w:p>
+        </w:tc>
+      </w:tr>
+      <w:tr>
         <w:trPr>
           <w:trHeight w:val="1520"/>
         </w:trPr>
@@ -447,7 +559,6 @@
           </w:tcPr>
           <w:p>
             <w:r>
-              <w:lastRenderedPageBreak/>
               <w:t>5</w:t>
             </w:r>
             <w:r>
@@ -487,7 +598,61 @@
               <w:t xml:space="preserve"> </w:t>
             </w:r>
             <w:r>
-              <w:t xml:space="preserve">High level requirements, low level requirements, model, and test harness that shows accomplishment of requirement </w:t>
+              <w:t>High level requirements, low level requirements, model, and test harness that shows accomplishment of requirement</w:t>
+            </w:r>
+          </w:p>
+        </w:tc>
+      </w:tr>
+      <w:tr>
+        <w:trPr>
+          <w:trHeight w:val="1520"/>
+        </w:trPr>
+        <w:tc>
+          <w:tcPr>
+            <w:tcW w:w="1029" w:type="dxa"/>
+          </w:tcPr>
+          <w:p>
+            <w:r>
+              <w:t>N/A</w:t>
+            </w:r>
+          </w:p>
+        </w:tc>
+        <w:tc>
+          <w:tcPr>
+            <w:tcW w:w="3429" w:type="dxa"/>
+          </w:tcPr>
+          <w:p>
+            <w:r>
+              <w:t>Instructor Check-in</w:t>
+            </w:r>
+          </w:p>
+        </w:tc>
+        <w:tc>
+          <w:tcPr>
+            <w:tcW w:w="2330" w:type="dxa"/>
+          </w:tcPr>
+          <w:p>
+            <w:r>
+              <w:t xml:space="preserve">Review of final project and </w:t>
+            </w:r>
+            <w:r>
+              <w:t>walkthrough</w:t>
+            </w:r>
+            <w:r>
+              <w:t xml:space="preserve"> with participant to </w:t>
+            </w:r>
+            <w:r>
+              <w:t>evaluate level of understanding and gather feedback on course</w:t>
+            </w:r>
+          </w:p>
+        </w:tc>
+        <w:tc>
+          <w:tcPr>
+            <w:tcW w:w="2068" w:type="dxa"/>
+          </w:tcPr>
+          <w:p>
+            <w:r>
+              <w:t>None.</w:t>
             </w:r>
           </w:p>
         </w:tc>
@@ -527,6 +692,20 @@
           <w:highlight w:val="yellow"/>
         </w:rPr>
         <w:t>Sample Simulink models</w:t>
+      </w:r>
+    </w:p>
+    <w:p>
+      <w:pPr>
+        <w:pStyle w:val="ListBullet"/>
+        <w:rPr>
+          <w:highlight w:val="yellow"/>
+        </w:rPr>
+      </w:pPr>
+      <w:r>
+        <w:rPr>
+          <w:highlight w:val="yellow"/>
+        </w:rPr>
+        <w:t>Check learning quizes</w:t>
       </w:r>
     </w:p>
     <w:p>

--- a/PaperWork/Belcan_MATLAB_Simulink_Training_Syllabus.docx
+++ b/PaperWork/Belcan_MATLAB_Simulink_Training_Syllabus.docx
@@ -705,10 +705,22 @@
         <w:rPr>
           <w:highlight w:val="yellow"/>
         </w:rPr>
-        <w:t>Check learning quizes</w:t>
+        <w:t xml:space="preserve">Check learning </w:t>
+      </w:r>
+      <w:r>
+        <w:rPr>
+          <w:highlight w:val="yellow"/>
+        </w:rPr>
+        <w:t>quizzes</w:t>
       </w:r>
     </w:p>
     <w:p>
+      <w:r>
+        <w:rPr>
+          <w:highlight w:val="yellow"/>
+        </w:rPr>
+        <w:t>s</w:t>
+      </w:r>
       <w:r>
         <w:rPr>
           <w:highlight w:val="yellow"/>
